--- a/downloads/student/Unit 01/Handout 01.17 - Where Does It Go Sort.docx
+++ b/downloads/student/Unit 01/Handout 01.17 - Where Does It Go Sort.docx
@@ -706,56 +706,6 @@
       <w:r>
         <w:t xml:space="preserve">A family throws away this every week:</w:t>
       </w:r>
-      <w:r>
-        <w:t xml:space="preserve"> </w:t>
-      </w:r>
-      <w:r>
-        <w:t xml:space="preserve">- Half a bag of spinach (the bag cost $2.99, so half is $1.50)</w:t>
-      </w:r>
-      <w:r>
-        <w:t xml:space="preserve"> </w:t>
-      </w:r>
-      <w:r>
-        <w:t xml:space="preserve">- Four slices of bread (the loaf cost $2.49 and has 20 slices, so four slices are about $0.50)</w:t>
-      </w:r>
-      <w:r>
-        <w:t xml:space="preserve"> </w:t>
-      </w:r>
-      <w:r>
-        <w:t xml:space="preserve">- One container of leftovers they forgot about (about $3.00 of food)</w:t>
-      </w:r>
-    </w:p>
-    <w:p>
-      <w:pPr>
-        <w:pStyle w:val="BodyText"/>
-      </w:pPr>
-      <w:r>
-        <w:t xml:space="preserve">Weekly cost of the waste: $______ + $______ + $______ = $______</w:t>
-      </w:r>
-    </w:p>
-    <w:p>
-      <w:pPr>
-        <w:pStyle w:val="BodyText"/>
-      </w:pPr>
-      <w:r>
-        <w:t xml:space="preserve">Yearly cost (times 52): $______</w:t>
-      </w:r>
-    </w:p>
-    <w:p>
-      <w:pPr>
-        <w:pStyle w:val="BodyText"/>
-      </w:pPr>
-      <w:r>
-        <w:t xml:space="preserve">That is about ______ dinners at $40.</w:t>
-      </w:r>
-    </w:p>
-    <w:p>
-      <w:pPr>
-        <w:pStyle w:val="BodyText"/>
-      </w:pPr>
-      <w:r>
-        <w:t xml:space="preserve">Two storage habits that would cut this waste, and why each works:</w:t>
-      </w:r>
     </w:p>
     <w:p>
       <w:pPr>
@@ -766,7 +716,7 @@
         <w:pStyle w:val="Compact"/>
       </w:pPr>
       <w:r>
-        <w:t xml:space="preserve">Habit: ____________________ Why it works: ____________________</w:t>
+        <w:t xml:space="preserve">Half a bag of spinach (the bag cost $2.99, so half is $1.50)</w:t>
       </w:r>
     </w:p>
     <w:p>
@@ -774,6 +724,74 @@
         <w:numPr>
           <w:ilvl w:val="0"/>
           <w:numId w:val="1002"/>
+        </w:numPr>
+        <w:pStyle w:val="Compact"/>
+      </w:pPr>
+      <w:r>
+        <w:t xml:space="preserve">Four slices of bread (the loaf cost $2.49 and has 20 slices, so four slices are about $0.50)</w:t>
+      </w:r>
+    </w:p>
+    <w:p>
+      <w:pPr>
+        <w:numPr>
+          <w:ilvl w:val="0"/>
+          <w:numId w:val="1002"/>
+        </w:numPr>
+        <w:pStyle w:val="Compact"/>
+      </w:pPr>
+      <w:r>
+        <w:t xml:space="preserve">One container of leftovers they forgot about (about $3.00 of food)</w:t>
+      </w:r>
+    </w:p>
+    <w:p>
+      <w:pPr>
+        <w:pStyle w:val="FirstParagraph"/>
+      </w:pPr>
+      <w:r>
+        <w:t xml:space="preserve">Weekly cost of the waste: $______ + $______ + $______ = $______</w:t>
+      </w:r>
+    </w:p>
+    <w:p>
+      <w:pPr>
+        <w:pStyle w:val="BodyText"/>
+      </w:pPr>
+      <w:r>
+        <w:t xml:space="preserve">Yearly cost (times 52): $______</w:t>
+      </w:r>
+    </w:p>
+    <w:p>
+      <w:pPr>
+        <w:pStyle w:val="BodyText"/>
+      </w:pPr>
+      <w:r>
+        <w:t xml:space="preserve">That is about ______ dinners at $40.</w:t>
+      </w:r>
+    </w:p>
+    <w:p>
+      <w:pPr>
+        <w:pStyle w:val="BodyText"/>
+      </w:pPr>
+      <w:r>
+        <w:t xml:space="preserve">Two storage habits that would cut this waste, and why each works:</w:t>
+      </w:r>
+    </w:p>
+    <w:p>
+      <w:pPr>
+        <w:numPr>
+          <w:ilvl w:val="0"/>
+          <w:numId w:val="1003"/>
+        </w:numPr>
+        <w:pStyle w:val="Compact"/>
+      </w:pPr>
+      <w:r>
+        <w:t xml:space="preserve">Habit: ____________________ Why it works: ____________________</w:t>
+      </w:r>
+    </w:p>
+    <w:p>
+      <w:pPr>
+        <w:numPr>
+          <w:ilvl w:val="0"/>
+          <w:numId w:val="1003"/>
         </w:numPr>
         <w:pStyle w:val="Compact"/>
       </w:pPr>
@@ -1205,6 +1223,9 @@
     <w:abstractNumId w:val="991"/>
   </w:num>
   <w:num w:numId="1002">
+    <w:abstractNumId w:val="991"/>
+  </w:num>
+  <w:num w:numId="1003">
     <w:abstractNumId w:val="99411"/>
     <w:lvlOverride w:ilvl="0">
       <w:startOverride w:val="1"/>
